--- a/Quiz Histoire de la Guinee An 68 - Questionnaire participants.docx
+++ b/Quiz Histoire de la Guinee An 68 - Questionnaire participants.docx
@@ -10691,7 +10691,7 @@
         <w:color w:val="9AA3AE"/>
         <w:sz w:val="15"/>
       </w:rPr>
-      <w:t>Semaine de l'Indépendance · An 68 · République de Guinée · Quiz Histoire de la Guinée</w:t>
+      <w:t>Semaine de la Fête Nationale · An 68 · République de Guinée · Quiz Histoire de la Guinée</w:t>
     </w:r>
   </w:p>
 </w:ftr>
